--- a/PTTK HT/Full analysis.docx
+++ b/PTTK HT/Full analysis.docx
@@ -4,8 +4,9 @@
   <w:body>
     <w:p>
       <w:pPr>
-        <w:pStyle w:val="Heading1"/>
-      </w:pPr>
+        <w:pStyle w:val="Heading2"/>
+      </w:pPr>
+      <w:bookmarkStart w:id="0" w:name="_Hlk214047288"/>
       <w:r>
         <w:t>Scenario</w:t>
       </w:r>
@@ -376,6 +377,7 @@
             </w:pPr>
             <w:r>
               <w:rPr>
+                <w:noProof/>
                 <w:sz w:val="24"/>
                 <w:szCs w:val="24"/>
               </w:rPr>
@@ -950,7 +952,6 @@
                 <w:sz w:val="24"/>
                 <w:szCs w:val="24"/>
               </w:rPr>
-              <w:lastRenderedPageBreak/>
               <w:t>6. The system display the view statistic function</w:t>
             </w:r>
             <w:r>
@@ -975,6 +976,7 @@
                 <w:sz w:val="24"/>
                 <w:szCs w:val="24"/>
               </w:rPr>
+              <w:lastRenderedPageBreak/>
               <w:t>7. The staff clicks view customer statistics</w:t>
             </w:r>
           </w:p>
@@ -1047,6 +1049,7 @@
             </w:pPr>
             <w:r>
               <w:rPr>
+                <w:noProof/>
                 <w:sz w:val="24"/>
                 <w:szCs w:val="24"/>
               </w:rPr>
@@ -1139,6 +1142,7 @@
             </w:pPr>
             <w:r>
               <w:rPr>
+                <w:noProof/>
                 <w:sz w:val="24"/>
                 <w:szCs w:val="24"/>
               </w:rPr>
@@ -1238,6 +1242,7 @@
             </w:pPr>
             <w:r>
               <w:rPr>
+                <w:noProof/>
                 <w:sz w:val="24"/>
                 <w:szCs w:val="24"/>
               </w:rPr>
@@ -1395,7 +1400,7 @@
     </w:p>
     <w:p>
       <w:pPr>
-        <w:pStyle w:val="Heading1"/>
+        <w:pStyle w:val="Heading2"/>
       </w:pPr>
       <w:r>
         <w:lastRenderedPageBreak/>
@@ -2794,7 +2799,7 @@
     </w:p>
     <w:p>
       <w:pPr>
-        <w:pStyle w:val="Heading1"/>
+        <w:pStyle w:val="Heading2"/>
       </w:pPr>
       <w:r>
         <w:t>Extract and draw the class diagram for the module.</w:t>
@@ -3183,7 +3188,7 @@
     </w:p>
     <w:p>
       <w:pPr>
-        <w:pStyle w:val="Heading1"/>
+        <w:pStyle w:val="Heading2"/>
       </w:pPr>
       <w:r>
         <w:t>Draw the state diagram for the module.</w:t>
@@ -3212,7 +3217,6 @@
         <w:rPr>
           <w:noProof/>
         </w:rPr>
-        <w:lastRenderedPageBreak/>
         <w:drawing>
           <wp:inline distT="0" distB="0" distL="0" distR="0" wp14:anchorId="6AA11FDA" wp14:editId="424FE6D4">
             <wp:extent cx="2122170" cy="3545205"/>
@@ -3268,6 +3272,7 @@
         <w:pStyle w:val="Heading3"/>
       </w:pPr>
       <w:r>
+        <w:lastRenderedPageBreak/>
         <w:t>Module view customer statistics by revenue</w:t>
       </w:r>
     </w:p>
@@ -3301,7 +3306,6 @@
         <w:rPr>
           <w:noProof/>
         </w:rPr>
-        <w:lastRenderedPageBreak/>
         <w:drawing>
           <wp:inline distT="0" distB="0" distL="0" distR="0" wp14:anchorId="0E573DCB" wp14:editId="43EA4201">
             <wp:extent cx="3088005" cy="5866130"/>
@@ -3354,9 +3358,10 @@
     </w:p>
     <w:p>
       <w:pPr>
-        <w:pStyle w:val="Heading1"/>
-      </w:pPr>
-      <w:r>
+        <w:pStyle w:val="Heading2"/>
+      </w:pPr>
+      <w:r>
+        <w:lastRenderedPageBreak/>
         <w:t>Write detail scenario(ver 2.0)</w:t>
       </w:r>
     </w:p>
@@ -3461,7 +3466,6 @@
         </w:numPr>
       </w:pPr>
       <w:r>
-        <w:lastRenderedPageBreak/>
         <w:t>Class RegisterView display success message</w:t>
       </w:r>
     </w:p>
@@ -3854,15 +3858,15 @@
         </w:numPr>
       </w:pPr>
       <w:r>
+        <w:lastRenderedPageBreak/>
         <w:t xml:space="preserve">The class InvoiceView display the result </w:t>
       </w:r>
     </w:p>
     <w:p>
       <w:pPr>
-        <w:pStyle w:val="Heading1"/>
-      </w:pPr>
-      <w:r>
-        <w:lastRenderedPageBreak/>
+        <w:pStyle w:val="Heading2"/>
+      </w:pPr>
+      <w:r>
         <w:t xml:space="preserve">Draw the </w:t>
       </w:r>
       <w:r>
@@ -4001,7 +4005,7 @@
     </w:p>
     <w:p>
       <w:pPr>
-        <w:pStyle w:val="Heading1"/>
+        <w:pStyle w:val="Heading2"/>
       </w:pPr>
       <w:r>
         <w:lastRenderedPageBreak/>
@@ -4141,6 +4145,7 @@
         </w:drawing>
       </w:r>
     </w:p>
+    <w:bookmarkEnd w:id="0"/>
     <w:p>
       <w:pPr>
         <w:pStyle w:val="ListParagraph"/>
@@ -5492,7 +5497,6 @@
     <w:next w:val="Normal"/>
     <w:link w:val="Heading2Char"/>
     <w:uiPriority w:val="9"/>
-    <w:semiHidden/>
     <w:unhideWhenUsed/>
     <w:qFormat/>
     <w:rsid w:val="008B3D84"/>
@@ -5708,7 +5712,6 @@
     <w:basedOn w:val="DefaultParagraphFont"/>
     <w:link w:val="Heading2"/>
     <w:uiPriority w:val="9"/>
-    <w:semiHidden/>
     <w:rsid w:val="008B3D84"/>
     <w:rPr>
       <w:rFonts w:asciiTheme="majorHAnsi" w:eastAsiaTheme="majorEastAsia" w:hAnsiTheme="majorHAnsi" w:cstheme="majorBidi"/>
